--- a/site/files/Phase-Protocol-264-The Quinn Cylinder Drives – orbital engine variant - Moon Has Full Power - the suburb-scale cylinder generator station (ended up as the primary power for the Main Hydrogen Engines on the Ship)- Gemini Protocols.docx
+++ b/site/files/Phase-Protocol-264-The Quinn Cylinder Drives – orbital engine variant - Moon Has Full Power - the suburb-scale cylinder generator station (ended up as the primary power for the Main Hydrogen Engines on the Ship)- Gemini Protocols.docx
@@ -291,7 +291,7 @@
           <w:color w:val="1A1A1A"/>
           <w:szCs w:val="22"/>
         </w:rPr>
-        <w:t>The 5-1 flywheel bank is the station machine of record: 9 m long, 2.5 m diameter (pod-height legal), 1 m centre gap with support bearing — two 4.5 m spans; 8 t of legal rim at the 1 t/m wall; the tri-dumbbell booster (6 x 100 kg ends at 4.5 m radius — out-stores the shell itself, 5.01 v 4.76 kWh at 500 rpm); the arm spec final — 200 kg arms x3, grown centre collar, cross-brace at half arm; the axle law — non-ferromagnetic, every machine, coils inside and magnets on the shell; triple stands, the centre stand killing bow flex. 8.6 t all-up.</w:t>
+        <w:t>The 5-1 flywheel bank is the station machine of record: 9 m long, 2.5 m diameter (pod-height legal), 1 m centre gap with support bearing — two 4 m spans; 8 t of legal rim at the 1 t/m wall; the tri-dumbbell booster (6 x 100 kg ends at 4.5 m radius — out-stores the shell itself, 5.01 v 4.76 kWh at 500 rpm); the arm spec final — 200 kg arms x3, grown centre collar, cross-brace at half arm; the axle law — non-ferromagnetic, every machine, coils inside and magnets on the shell; triple stands, the centre stand killing bow flex. 8.6 t all-up.</w:t>
       </w:r>
     </w:p>
     <w:p>
